--- a/01-嵌入式操作系统及应用/01-教案/嵌入式操作系统及应用-29.docx
+++ b/01-嵌入式操作系统及应用/01-教案/嵌入式操作系统及应用-29.docx
@@ -114,6 +114,12 @@
             <w:insideV w:val="single" w:color="auto" w:sz="4" w:space="0"/>
           </w:tblBorders>
           <w:shd w:val="clear" w:color="auto" w:fill="FFFFFF"/>
+          <w:tblCellMar>
+            <w:top w:w="0" w:type="dxa"/>
+            <w:left w:w="108" w:type="dxa"/>
+            <w:bottom w:w="0" w:type="dxa"/>
+            <w:right w:w="108" w:type="dxa"/>
+          </w:tblCellMar>
         </w:tblPrEx>
         <w:trPr>
           <w:trHeight w:val="567" w:hRule="exact"/>
@@ -229,6 +235,21 @@
                 <w:lang w:val="en-US" w:eastAsia="zh-CN"/>
               </w:rPr>
             </w:pPr>
+            <w:r>
+              <w:rPr>
+                <w:rFonts w:ascii="Segoe UI" w:hAnsi="Segoe UI" w:eastAsia="Segoe UI" w:cs="Segoe UI"/>
+                <w:i w:val="0"/>
+                <w:iCs w:val="0"/>
+                <w:caps w:val="0"/>
+                <w:spacing w:val="0"/>
+                <w:sz w:val="16"/>
+                <w:szCs w:val="16"/>
+                <w:shd w:val="clear" w:fill="FBFBFB"/>
+              </w:rPr>
+              <w:t>2026-01-07</w:t>
+            </w:r>
+            <w:bookmarkStart w:id="0" w:name="_GoBack"/>
+            <w:bookmarkEnd w:id="0"/>
           </w:p>
         </w:tc>
       </w:tr>
@@ -311,33 +332,6 @@
               </w:rPr>
               <w:t>物联网2411</w:t>
             </w:r>
-            <w:r>
-              <w:rPr>
-                <w:rFonts w:hint="eastAsia" w:ascii="宋体" w:hAnsi="宋体" w:eastAsia="宋体" w:cs="宋体"/>
-                <w:sz w:val="21"/>
-                <w:szCs w:val="21"/>
-                <w:lang w:val="en-US" w:eastAsia="zh-CN"/>
-              </w:rPr>
-              <w:t>|</w:t>
-            </w:r>
-            <w:r>
-              <w:rPr>
-                <w:rFonts w:hint="eastAsia" w:ascii="宋体" w:hAnsi="宋体" w:eastAsia="宋体" w:cs="宋体"/>
-                <w:sz w:val="21"/>
-                <w:szCs w:val="21"/>
-                <w:lang w:eastAsia="zh-CN"/>
-              </w:rPr>
-              <w:t>物联网241</w:t>
-            </w:r>
-            <w:r>
-              <w:rPr>
-                <w:rFonts w:hint="eastAsia" w:ascii="宋体" w:hAnsi="宋体" w:eastAsia="宋体" w:cs="宋体"/>
-                <w:sz w:val="21"/>
-                <w:szCs w:val="21"/>
-                <w:lang w:val="en-US" w:eastAsia="zh-CN"/>
-              </w:rPr>
-              <w:t>2</w:t>
-            </w:r>
           </w:p>
         </w:tc>
         <w:tc>
@@ -411,7 +405,6 @@
             <w:insideH w:val="single" w:color="auto" w:sz="4" w:space="0"/>
             <w:insideV w:val="single" w:color="auto" w:sz="4" w:space="0"/>
           </w:tblBorders>
-          <w:shd w:val="clear" w:color="auto" w:fill="FFFFFF"/>
           <w:tblCellMar>
             <w:top w:w="0" w:type="dxa"/>
             <w:left w:w="108" w:type="dxa"/>
@@ -494,7 +487,6 @@
             <w:insideH w:val="single" w:color="auto" w:sz="4" w:space="0"/>
             <w:insideV w:val="single" w:color="auto" w:sz="4" w:space="0"/>
           </w:tblBorders>
-          <w:shd w:val="clear" w:color="auto" w:fill="FFFFFF"/>
           <w:tblCellMar>
             <w:top w:w="0" w:type="dxa"/>
             <w:left w:w="108" w:type="dxa"/>
@@ -609,7 +601,6 @@
             <w:insideH w:val="single" w:color="auto" w:sz="4" w:space="0"/>
             <w:insideV w:val="single" w:color="auto" w:sz="4" w:space="0"/>
           </w:tblBorders>
-          <w:shd w:val="clear" w:color="auto" w:fill="FFFFFF"/>
           <w:tblCellMar>
             <w:top w:w="0" w:type="dxa"/>
             <w:left w:w="108" w:type="dxa"/>
@@ -692,7 +683,6 @@
                 <w:spacing w:val="0"/>
                 <w:sz w:val="17"/>
                 <w:szCs w:val="17"/>
-                <w:bdr w:val="none" w:color="auto" w:sz="0" w:space="0"/>
                 <w:shd w:val="clear" w:fill="F0F0F0"/>
               </w:rPr>
               <w:t>device_info_init()</w:t>
@@ -722,7 +712,6 @@
                 <w:spacing w:val="0"/>
                 <w:sz w:val="17"/>
                 <w:szCs w:val="17"/>
-                <w:bdr w:val="none" w:color="auto" w:sz="0" w:space="0"/>
                 <w:shd w:val="clear" w:fill="F0F0F0"/>
               </w:rPr>
               <w:t>oc_mqtt_init()</w:t>
@@ -752,7 +741,6 @@
                 <w:spacing w:val="0"/>
                 <w:sz w:val="17"/>
                 <w:szCs w:val="17"/>
-                <w:bdr w:val="none" w:color="auto" w:sz="0" w:space="0"/>
                 <w:shd w:val="clear" w:fill="F0F0F0"/>
               </w:rPr>
               <w:t>oc_mqtt_profile_propertyreport()</w:t>
@@ -931,7 +919,6 @@
                 <w:spacing w:val="0"/>
                 <w:sz w:val="17"/>
                 <w:szCs w:val="17"/>
-                <w:bdr w:val="none" w:color="auto" w:sz="0" w:space="0"/>
                 <w:shd w:val="clear" w:fill="F0F0F0"/>
               </w:rPr>
               <w:t>LzGpioGetVal()</w:t>
@@ -1148,7 +1135,6 @@
                 <w:spacing w:val="0"/>
                 <w:sz w:val="17"/>
                 <w:szCs w:val="17"/>
-                <w:bdr w:val="none" w:color="auto" w:sz="0" w:space="0"/>
                 <w:shd w:val="clear" w:fill="F0F0F0"/>
               </w:rPr>
               <w:t>device_info_init()</w:t>
@@ -1178,7 +1164,6 @@
                 <w:spacing w:val="0"/>
                 <w:sz w:val="17"/>
                 <w:szCs w:val="17"/>
-                <w:bdr w:val="none" w:color="auto" w:sz="0" w:space="0"/>
                 <w:shd w:val="clear" w:fill="F0F0F0"/>
               </w:rPr>
               <w:t>oc_mqtt_profile_propertyreport()</w:t>
@@ -1292,7 +1277,6 @@
                 <w:spacing w:val="0"/>
                 <w:sz w:val="17"/>
                 <w:szCs w:val="17"/>
-                <w:bdr w:val="none" w:color="auto" w:sz="0" w:space="0"/>
                 <w:shd w:val="clear" w:fill="F0F0F0"/>
               </w:rPr>
               <w:t>e53_bi_thread</w:t>
@@ -1322,7 +1306,6 @@
                 <w:spacing w:val="0"/>
                 <w:sz w:val="17"/>
                 <w:szCs w:val="17"/>
-                <w:bdr w:val="none" w:color="auto" w:sz="0" w:space="0"/>
                 <w:shd w:val="clear" w:fill="F0F0F0"/>
               </w:rPr>
               <w:t>iot_cloud_bi_thread</w:t>
@@ -1380,7 +1363,6 @@
                 <w:spacing w:val="0"/>
                 <w:sz w:val="17"/>
                 <w:szCs w:val="17"/>
-                <w:bdr w:val="none" w:color="auto" w:sz="0" w:space="0"/>
                 <w:shd w:val="clear" w:fill="F0F0F0"/>
               </w:rPr>
               <w:t>LzGpioGetVal()</w:t>
@@ -1635,6 +1617,7 @@
             <w:insideH w:val="single" w:color="auto" w:sz="4" w:space="0"/>
             <w:insideV w:val="single" w:color="auto" w:sz="4" w:space="0"/>
           </w:tblBorders>
+          <w:shd w:val="clear" w:color="auto" w:fill="FFFFFF"/>
           <w:tblCellMar>
             <w:top w:w="0" w:type="dxa"/>
             <w:left w:w="108" w:type="dxa"/>
@@ -1784,6 +1767,7 @@
             <w:insideH w:val="single" w:color="auto" w:sz="4" w:space="0"/>
             <w:insideV w:val="single" w:color="auto" w:sz="4" w:space="0"/>
           </w:tblBorders>
+          <w:shd w:val="clear" w:color="auto" w:fill="FFFFFF"/>
           <w:tblCellMar>
             <w:top w:w="0" w:type="dxa"/>
             <w:left w:w="108" w:type="dxa"/>
@@ -1923,6 +1907,7 @@
             <w:insideH w:val="single" w:color="auto" w:sz="4" w:space="0"/>
             <w:insideV w:val="single" w:color="auto" w:sz="4" w:space="0"/>
           </w:tblBorders>
+          <w:shd w:val="clear" w:color="auto" w:fill="FFFFFF"/>
           <w:tblCellMar>
             <w:top w:w="0" w:type="dxa"/>
             <w:left w:w="108" w:type="dxa"/>
@@ -2510,7 +2495,6 @@
                 <w:spacing w:val="0"/>
                 <w:sz w:val="17"/>
                 <w:szCs w:val="17"/>
-                <w:bdr w:val="none" w:color="auto" w:sz="0" w:space="0"/>
                 <w:shd w:val="clear" w:fill="F0F0F0"/>
               </w:rPr>
               <w:t>e53_bi_thread</w:t>
@@ -2540,7 +2524,6 @@
                 <w:spacing w:val="0"/>
                 <w:sz w:val="17"/>
                 <w:szCs w:val="17"/>
-                <w:bdr w:val="none" w:color="auto" w:sz="0" w:space="0"/>
                 <w:shd w:val="clear" w:fill="F0F0F0"/>
               </w:rPr>
               <w:t>iot_cloud_bi_thread</w:t>
@@ -2598,7 +2581,6 @@
                 <w:spacing w:val="0"/>
                 <w:sz w:val="17"/>
                 <w:szCs w:val="17"/>
-                <w:bdr w:val="none" w:color="auto" w:sz="0" w:space="0"/>
                 <w:shd w:val="clear" w:fill="F0F0F0"/>
               </w:rPr>
               <w:t>LzGpioGetVal()</w:t>
@@ -3815,7 +3797,6 @@
                 <w:spacing w:val="0"/>
                 <w:sz w:val="17"/>
                 <w:szCs w:val="17"/>
-                <w:bdr w:val="none" w:color="auto" w:sz="0" w:space="0"/>
                 <w:shd w:val="clear" w:fill="F0F0F0"/>
               </w:rPr>
               <w:t>device_info_init(CLIENT_ID, USERNAME, PASSWORD)</w:t>
@@ -3873,7 +3854,6 @@
                 <w:spacing w:val="0"/>
                 <w:sz w:val="17"/>
                 <w:szCs w:val="17"/>
-                <w:bdr w:val="none" w:color="auto" w:sz="0" w:space="0"/>
                 <w:shd w:val="clear" w:fill="F0F0F0"/>
               </w:rPr>
               <w:t>oc_mqtt_init()</w:t>
@@ -3931,7 +3911,6 @@
                 <w:spacing w:val="0"/>
                 <w:sz w:val="17"/>
                 <w:szCs w:val="17"/>
-                <w:bdr w:val="none" w:color="auto" w:sz="0" w:space="0"/>
                 <w:shd w:val="clear" w:fill="F0F0F0"/>
               </w:rPr>
               <w:t>oc_mqtt_profile_propertyreport(...)</w:t>
@@ -3961,7 +3940,6 @@
                 <w:spacing w:val="0"/>
                 <w:sz w:val="17"/>
                 <w:szCs w:val="17"/>
-                <w:bdr w:val="none" w:color="auto" w:sz="0" w:space="0"/>
                 <w:shd w:val="clear" w:fill="F0F0F0"/>
               </w:rPr>
               <w:t>payload</w:t>
@@ -4019,7 +3997,6 @@
                 <w:spacing w:val="0"/>
                 <w:sz w:val="17"/>
                 <w:szCs w:val="17"/>
-                <w:bdr w:val="none" w:color="auto" w:sz="0" w:space="0"/>
                 <w:shd w:val="clear" w:fill="F0F0F0"/>
               </w:rPr>
               <w:t>e53_bi_init()</w:t>
@@ -4049,7 +4026,6 @@
                 <w:spacing w:val="0"/>
                 <w:sz w:val="17"/>
                 <w:szCs w:val="17"/>
-                <w:bdr w:val="none" w:color="auto" w:sz="0" w:space="0"/>
                 <w:shd w:val="clear" w:fill="F0F0F0"/>
               </w:rPr>
               <w:t>LzGpioGetVal(GPIO0_PA5, &amp;val)</w:t>
@@ -4079,7 +4055,6 @@
                 <w:spacing w:val="0"/>
                 <w:sz w:val="17"/>
                 <w:szCs w:val="17"/>
-                <w:bdr w:val="none" w:color="auto" w:sz="0" w:space="0"/>
                 <w:shd w:val="clear" w:fill="F0F0F0"/>
               </w:rPr>
               <w:t>buzzer_set_status(ON/OFF)</w:t>
@@ -4137,7 +4112,6 @@
                 <w:spacing w:val="0"/>
                 <w:sz w:val="17"/>
                 <w:szCs w:val="17"/>
-                <w:bdr w:val="none" w:color="auto" w:sz="0" w:space="0"/>
                 <w:shd w:val="clear" w:fill="F0F0F0"/>
               </w:rPr>
               <w:t>LzGpioGetVal()</w:t>
@@ -4513,7 +4487,6 @@
                 <w:spacing w:val="0"/>
                 <w:sz w:val="17"/>
                 <w:szCs w:val="17"/>
-                <w:bdr w:val="none" w:color="auto" w:sz="0" w:space="0"/>
                 <w:shd w:val="clear" w:fill="F0F0F0"/>
               </w:rPr>
               <w:t>e53_bi_init()</w:t>
@@ -4571,7 +4544,6 @@
                 <w:spacing w:val="0"/>
                 <w:sz w:val="17"/>
                 <w:szCs w:val="17"/>
-                <w:bdr w:val="none" w:color="auto" w:sz="0" w:space="0"/>
                 <w:shd w:val="clear" w:fill="F0F0F0"/>
               </w:rPr>
               <w:t>hwaddr</w:t>
@@ -4601,7 +4573,6 @@
                 <w:spacing w:val="0"/>
                 <w:sz w:val="17"/>
                 <w:szCs w:val="17"/>
-                <w:bdr w:val="none" w:color="auto" w:sz="0" w:space="0"/>
                 <w:shd w:val="clear" w:fill="F0F0F0"/>
               </w:rPr>
               <w:t>ROUTE_SSID</w:t>
@@ -4631,7 +4602,6 @@
                 <w:spacing w:val="0"/>
                 <w:sz w:val="17"/>
                 <w:szCs w:val="17"/>
-                <w:bdr w:val="none" w:color="auto" w:sz="0" w:space="0"/>
                 <w:shd w:val="clear" w:fill="F0F0F0"/>
               </w:rPr>
               <w:t>ROUTE_PASSWORD</w:t>
@@ -5025,7 +4995,6 @@
                 <w:spacing w:val="0"/>
                 <w:sz w:val="17"/>
                 <w:szCs w:val="17"/>
-                <w:bdr w:val="none" w:color="auto" w:sz="0" w:space="0"/>
                 <w:shd w:val="clear" w:fill="F0F0F0"/>
               </w:rPr>
               <w:t>iot_cloud_bi_example</w:t>
@@ -5055,7 +5024,6 @@
                 <w:spacing w:val="0"/>
                 <w:sz w:val="17"/>
                 <w:szCs w:val="17"/>
-                <w:bdr w:val="none" w:color="auto" w:sz="0" w:space="0"/>
                 <w:shd w:val="clear" w:fill="F0F0F0"/>
               </w:rPr>
               <w:t>e53_bi_thread</w:t>
@@ -5085,7 +5053,6 @@
                 <w:spacing w:val="0"/>
                 <w:sz w:val="17"/>
                 <w:szCs w:val="17"/>
-                <w:bdr w:val="none" w:color="auto" w:sz="0" w:space="0"/>
                 <w:shd w:val="clear" w:fill="F0F0F0"/>
               </w:rPr>
               <w:t>iot_cloud_bi_thread</w:t>
@@ -5143,7 +5110,6 @@
                 <w:spacing w:val="0"/>
                 <w:sz w:val="17"/>
                 <w:szCs w:val="17"/>
-                <w:bdr w:val="none" w:color="auto" w:sz="0" w:space="0"/>
                 <w:shd w:val="clear" w:fill="F0F0F0"/>
               </w:rPr>
               <w:t>bi_deal_report_msg()</w:t>
@@ -5173,7 +5139,6 @@
                 <w:spacing w:val="0"/>
                 <w:sz w:val="17"/>
                 <w:szCs w:val="17"/>
-                <w:bdr w:val="none" w:color="auto" w:sz="0" w:space="0"/>
                 <w:shd w:val="clear" w:fill="F0F0F0"/>
               </w:rPr>
               <w:t>oc_mqtt_profile_propertyreport()</w:t>
@@ -5231,7 +5196,6 @@
                 <w:spacing w:val="0"/>
                 <w:sz w:val="17"/>
                 <w:szCs w:val="17"/>
-                <w:bdr w:val="none" w:color="auto" w:sz="0" w:space="0"/>
                 <w:shd w:val="clear" w:fill="F0F0F0"/>
               </w:rPr>
               <w:t>e53_bi_thread</w:t>
@@ -5261,7 +5225,6 @@
                 <w:spacing w:val="0"/>
                 <w:sz w:val="17"/>
                 <w:szCs w:val="17"/>
-                <w:bdr w:val="none" w:color="auto" w:sz="0" w:space="0"/>
                 <w:shd w:val="clear" w:fill="F0F0F0"/>
               </w:rPr>
               <w:t>iot_cloud_bi_thread</w:t>
@@ -5689,7 +5652,6 @@
                 <w:spacing w:val="0"/>
                 <w:sz w:val="17"/>
                 <w:szCs w:val="17"/>
-                <w:bdr w:val="none" w:color="auto" w:sz="0" w:space="0"/>
                 <w:shd w:val="clear" w:fill="F0F0F0"/>
               </w:rPr>
               <w:t>hwaddr[5] = 0x03</w:t>
@@ -6935,8 +6897,6 @@
               </w:rPr>
               <w:t>提供全面复习资源，帮助学生查缺补漏，通过档案汇总实现个性化辅导铺垫。</w:t>
             </w:r>
-            <w:bookmarkStart w:id="0" w:name="_GoBack"/>
-            <w:bookmarkEnd w:id="0"/>
           </w:p>
         </w:tc>
       </w:tr>
@@ -7077,7 +7037,7 @@
     <w:lsdException w:uiPriority="99" w:name="HTML Acronym"/>
     <w:lsdException w:uiPriority="99" w:name="HTML Address"/>
     <w:lsdException w:uiPriority="99" w:name="HTML Cite"/>
-    <w:lsdException w:uiPriority="99" w:name="HTML Code"/>
+    <w:lsdException w:qFormat="1" w:uiPriority="99" w:name="HTML Code"/>
     <w:lsdException w:uiPriority="99" w:name="HTML Definition"/>
     <w:lsdException w:uiPriority="99" w:name="HTML Keyboard"/>
     <w:lsdException w:uiPriority="99" w:name="HTML Preformatted"/>
@@ -7403,6 +7363,7 @@
     <w:basedOn w:val="9"/>
     <w:semiHidden/>
     <w:unhideWhenUsed/>
+    <w:qFormat/>
     <w:uiPriority w:val="99"/>
     <w:rPr>
       <w:rFonts w:ascii="Courier New" w:hAnsi="Courier New"/>

--- a/01-嵌入式操作系统及应用/01-教案/嵌入式操作系统及应用-29.docx
+++ b/01-嵌入式操作系统及应用/01-教案/嵌入式操作系统及应用-29.docx
@@ -237,16 +237,17 @@
             </w:pPr>
             <w:r>
               <w:rPr>
-                <w:rFonts w:ascii="Segoe UI" w:hAnsi="Segoe UI" w:eastAsia="Segoe UI" w:cs="Segoe UI"/>
-                <w:i w:val="0"/>
-                <w:iCs w:val="0"/>
-                <w:caps w:val="0"/>
-                <w:spacing w:val="0"/>
-                <w:sz w:val="16"/>
-                <w:szCs w:val="16"/>
-                <w:shd w:val="clear" w:fill="FBFBFB"/>
-              </w:rPr>
-              <w:t>2026-01-07</w:t>
+                <w:rFonts w:ascii="Noto Sans SC" w:hAnsi="Noto Sans SC" w:eastAsia="Noto Sans SC" w:cs="Noto Sans SC"/>
+                <w:i w:val="0"/>
+                <w:iCs w:val="0"/>
+                <w:caps w:val="0"/>
+                <w:color w:val="000000"/>
+                <w:spacing w:val="0"/>
+                <w:sz w:val="14"/>
+                <w:szCs w:val="14"/>
+                <w:shd w:val="clear" w:fill="FFFFFF"/>
+              </w:rPr>
+              <w:t>2026-01-08</w:t>
             </w:r>
             <w:bookmarkStart w:id="0" w:name="_GoBack"/>
             <w:bookmarkEnd w:id="0"/>
@@ -263,6 +264,7 @@
             <w:insideH w:val="single" w:color="auto" w:sz="4" w:space="0"/>
             <w:insideV w:val="single" w:color="auto" w:sz="4" w:space="0"/>
           </w:tblBorders>
+          <w:shd w:val="clear" w:color="auto" w:fill="FFFFFF"/>
           <w:tblCellMar>
             <w:top w:w="0" w:type="dxa"/>
             <w:left w:w="108" w:type="dxa"/>
@@ -330,7 +332,16 @@
                 <w:szCs w:val="21"/>
                 <w:lang w:eastAsia="zh-CN"/>
               </w:rPr>
-              <w:t>物联网2411</w:t>
+              <w:t>物联网241</w:t>
+            </w:r>
+            <w:r>
+              <w:rPr>
+                <w:rFonts w:hint="eastAsia" w:ascii="宋体" w:hAnsi="宋体" w:eastAsia="宋体" w:cs="宋体"/>
+                <w:sz w:val="21"/>
+                <w:szCs w:val="21"/>
+                <w:lang w:val="en-US" w:eastAsia="zh-CN"/>
+              </w:rPr>
+              <w:t>2</w:t>
             </w:r>
           </w:p>
         </w:tc>
@@ -405,6 +416,7 @@
             <w:insideH w:val="single" w:color="auto" w:sz="4" w:space="0"/>
             <w:insideV w:val="single" w:color="auto" w:sz="4" w:space="0"/>
           </w:tblBorders>
+          <w:shd w:val="clear" w:color="auto" w:fill="FFFFFF"/>
           <w:tblCellMar>
             <w:top w:w="0" w:type="dxa"/>
             <w:left w:w="108" w:type="dxa"/>
@@ -487,6 +499,7 @@
             <w:insideH w:val="single" w:color="auto" w:sz="4" w:space="0"/>
             <w:insideV w:val="single" w:color="auto" w:sz="4" w:space="0"/>
           </w:tblBorders>
+          <w:shd w:val="clear" w:color="auto" w:fill="FFFFFF"/>
           <w:tblCellMar>
             <w:top w:w="0" w:type="dxa"/>
             <w:left w:w="108" w:type="dxa"/>
@@ -601,6 +614,7 @@
             <w:insideH w:val="single" w:color="auto" w:sz="4" w:space="0"/>
             <w:insideV w:val="single" w:color="auto" w:sz="4" w:space="0"/>
           </w:tblBorders>
+          <w:shd w:val="clear" w:color="auto" w:fill="FFFFFF"/>
           <w:tblCellMar>
             <w:top w:w="0" w:type="dxa"/>
             <w:left w:w="108" w:type="dxa"/>
